--- a/tillsyn/A 18232-2026 tillsynsbegäran.docx
+++ b/tillsyn/A 18232-2026 tillsynsbegäran.docx
@@ -492,7 +492,7 @@
     <w:r>
       <w:tab/>
       <w:tab/>
-      <w:t>2026-08-05</w:t>
+      <w:t>2026-08-07</w:t>
       <w:br/>
       <w:br/>
     </w:r>

--- a/tillsyn/A 18232-2026 tillsynsbegäran.docx
+++ b/tillsyn/A 18232-2026 tillsynsbegäran.docx
@@ -492,7 +492,7 @@
     <w:r>
       <w:tab/>
       <w:tab/>
-      <w:t>2026-08-07</w:t>
+      <w:t>2026-08-08</w:t>
       <w:br/>
       <w:br/>
     </w:r>

--- a/tillsyn/A 18232-2026 tillsynsbegäran.docx
+++ b/tillsyn/A 18232-2026 tillsynsbegäran.docx
@@ -492,7 +492,7 @@
     <w:r>
       <w:tab/>
       <w:tab/>
-      <w:t>2026-08-15</w:t>
+      <w:t>2026-08-16</w:t>
       <w:br/>
       <w:br/>
     </w:r>

--- a/tillsyn/A 18232-2026 tillsynsbegäran.docx
+++ b/tillsyn/A 18232-2026 tillsynsbegäran.docx
@@ -22,7 +22,7 @@
       <w:r>
         <w:drawing>
           <wp:inline xmlns:a="http://schemas.openxmlformats.org/drawingml/2006/main" xmlns:pic="http://schemas.openxmlformats.org/drawingml/2006/picture">
-            <wp:extent cx="5486400" cy="4986779"/>
+            <wp:extent cx="5486400" cy="5114984"/>
             <wp:docPr id="1" name="Picture 1"/>
             <wp:cNvGraphicFramePr>
               <a:graphicFrameLocks noChangeAspect="1"/>
@@ -43,7 +43,7 @@
                   <pic:spPr>
                     <a:xfrm>
                       <a:off x="0" y="0"/>
-                      <a:ext cx="5486400" cy="4986779"/>
+                      <a:ext cx="5486400" cy="5114984"/>
                     </a:xfrm>
                     <a:prstGeom prst="rect"/>
                   </pic:spPr>
@@ -65,7 +65,7 @@
     </w:p>
     <w:p>
       <w:r>
-        <w:t>I avverkningsanmälan finns fynd av 1 naturvårdsarter, varav 1 är rödlistad, 1 är fridlyst och 1 är typisk (T): tretåig hackspett (NT, T, §4). Se Figur 1.</w:t>
+        <w:t>I avverkningsanmälan finns fynd av 2 naturvårdsarter, varav 1 är rödlistad, 2 är fridlysta och 2 är typiska (T): tretåig hackspett (NT, T, §4) och spillkråka (T, §4). Se Figur 1.</w:t>
       </w:r>
     </w:p>
     <w:p>
@@ -126,6 +126,35 @@
       </w:r>
       <w:r>
         <w:t xml:space="preserve"> (Skogsstyrelsen, 2016; SLU Artdatabanken, 2024).</w:t>
+      </w:r>
+    </w:p>
+    <w:p>
+      <w:r>
+        <w:rPr>
+          <w:b/>
+        </w:rPr>
+        <w:t>Spillkråka (§4)</w:t>
+      </w:r>
+      <w:r>
+        <w:t xml:space="preserve"> omfattas av bilaga 1 i EU:s fågeldirektiv och är typisk art för </w:t>
+      </w:r>
+      <w:r>
+        <w:rPr>
+          <w:i/>
+        </w:rPr>
+        <w:t xml:space="preserve">9010 Taiga </w:t>
+      </w:r>
+      <w:r>
+        <w:t>och</w:t>
+      </w:r>
+      <w:r>
+        <w:rPr>
+          <w:i/>
+        </w:rPr>
+        <w:t xml:space="preserve"> 9740 Skogsbevuxen myr</w:t>
+      </w:r>
+      <w:r>
+        <w:t>. Den behöver grova träd, främst tall, asp och bok som boträd. Skogsbruk med korta omloppstider och täta, homogena ungskogar utgör det största hotet. Spillkråka är en nyckelart i skogliga miljöer vars övergivna bohål utnyttjas av flera andra hålhäckande fågelarter och fladdermöss, däribland pärluggla (EN, §4), knipa (§4), salskrake (§4) och skogsduva (§4). Hökuggla (VU, §4) och slaguggla (§4) häckar ofta i högstubbar som brutits av i höjd med ett gammalt spillkråkebo (SLU Artdatabanken, 2026; Skogsstyrelsen, 2016).</w:t>
       </w:r>
     </w:p>
     <w:p>
@@ -364,6 +393,78 @@
         <w:t>Acta Ornithologica 40(1): 53–60.</w:t>
       </w:r>
     </w:p>
+    <w:p>
+      <w:pPr>
+        <w:pStyle w:val="Heading1"/>
+      </w:pPr>
+      <w:r>
+        <w:t>Spillkråka – ekologi samt krav på livsmiljön</w:t>
+      </w:r>
+    </w:p>
+    <w:p>
+      <w:r>
+        <w:t xml:space="preserve">Spillkråka (§4) ingår i bilaga 1 EU:s fågeldirektiv och är typisk art för </w:t>
+      </w:r>
+      <w:r>
+        <w:rPr>
+          <w:i/>
+        </w:rPr>
+        <w:t xml:space="preserve">9010 Taiga </w:t>
+      </w:r>
+      <w:r>
+        <w:t>och</w:t>
+      </w:r>
+      <w:r>
+        <w:rPr>
+          <w:i/>
+        </w:rPr>
+        <w:t xml:space="preserve"> 9740 Skogsbevuxen myr</w:t>
+      </w:r>
+      <w:r>
+        <w:t>. Den lever i både barr- och blandskog liksom i ren lövskog. De tätaste populationerna tenderar att finnas i äldre, variationsrik blandskog med gott om död ved och gamla träd. Varje par utnyttjar 400–1000 hektar skog beroende på skogens kvalitet. Skogsbruk med korta omloppstider och täta, homogena ungskogar utgör det största hotet (SLU Artdatabanken, 2026).</w:t>
+      </w:r>
+    </w:p>
+    <w:p>
+      <w:r>
+        <w:t>Spillkråka är en nyckelart i skogliga miljöer vars övergivna bohål utnyttjas av flera andra hålhäckande fågelarter och fladdermöss, däribland pärluggla (EN, §4), knipa (§4), salskrake (§4) och skogsduva (§4). Hökuggla (VU, §4) och slaguggla (§4) häckar ofta i högstubbar som brutits av i höjd med ett gammalt spillkråkebo (Skogsstyrelsen, 2016).</w:t>
+      </w:r>
+    </w:p>
+    <w:p>
+      <w:pPr>
+        <w:pStyle w:val="Heading2"/>
+      </w:pPr>
+      <w:r>
+        <w:t>Referenser – spillkråka</w:t>
+      </w:r>
+    </w:p>
+    <w:p>
+      <w:r>
+        <w:t xml:space="preserve">Skogsstyrelsen, 2016. </w:t>
+      </w:r>
+      <w:r>
+        <w:rPr>
+          <w:i/>
+        </w:rPr>
+        <w:t xml:space="preserve">Vägledning för hänsyn till spillkråka. </w:t>
+      </w:r>
+      <w:r>
+        <w:t>Vägledningar och kunskapsstöd artskydd – Skogsstyrelsen.</w:t>
+      </w:r>
+    </w:p>
+    <w:p>
+      <w:r>
+        <w:t xml:space="preserve">SLU Artdatabanken, 2026. </w:t>
+      </w:r>
+      <w:r>
+        <w:rPr>
+          <w:i/>
+        </w:rPr>
+        <w:t xml:space="preserve">Artfaktablad. Naturvård – artfakta. </w:t>
+      </w:r>
+      <w:r>
+        <w:t>SLU Artdatabanken, Uppsala.</w:t>
+      </w:r>
+    </w:p>
     <w:sectPr>
       <w:headerReference w:type="even" r:id="rId8"/>
       <w:headerReference w:type="default" r:id="rId9"/>
@@ -492,7 +593,7 @@
     <w:r>
       <w:tab/>
       <w:tab/>
-      <w:t>2026-08-16</w:t>
+      <w:t>2026-08-17</w:t>
       <w:br/>
       <w:br/>
     </w:r>

--- a/tillsyn/A 18232-2026 tillsynsbegäran.docx
+++ b/tillsyn/A 18232-2026 tillsynsbegäran.docx
@@ -593,7 +593,7 @@
     <w:r>
       <w:tab/>
       <w:tab/>
-      <w:t>2026-08-17</w:t>
+      <w:t>2026-08-18</w:t>
       <w:br/>
       <w:br/>
     </w:r>

--- a/tillsyn/A 18232-2026 tillsynsbegäran.docx
+++ b/tillsyn/A 18232-2026 tillsynsbegäran.docx
@@ -593,7 +593,7 @@
     <w:r>
       <w:tab/>
       <w:tab/>
-      <w:t>2026-08-18</w:t>
+      <w:t>2026-08-19</w:t>
       <w:br/>
       <w:br/>
     </w:r>

--- a/tillsyn/A 18232-2026 tillsynsbegäran.docx
+++ b/tillsyn/A 18232-2026 tillsynsbegäran.docx
@@ -593,7 +593,7 @@
     <w:r>
       <w:tab/>
       <w:tab/>
-      <w:t>2026-08-19</w:t>
+      <w:t>2026-08-20</w:t>
       <w:br/>
       <w:br/>
     </w:r>

--- a/tillsyn/A 18232-2026 tillsynsbegäran.docx
+++ b/tillsyn/A 18232-2026 tillsynsbegäran.docx
@@ -593,7 +593,7 @@
     <w:r>
       <w:tab/>
       <w:tab/>
-      <w:t>2026-08-20</w:t>
+      <w:t>2026-08-21</w:t>
       <w:br/>
       <w:br/>
     </w:r>

--- a/tillsyn/A 18232-2026 tillsynsbegäran.docx
+++ b/tillsyn/A 18232-2026 tillsynsbegäran.docx
@@ -593,7 +593,7 @@
     <w:r>
       <w:tab/>
       <w:tab/>
-      <w:t>2026-08-21</w:t>
+      <w:t>2026-08-22</w:t>
       <w:br/>
       <w:br/>
     </w:r>

--- a/tillsyn/A 18232-2026 tillsynsbegäran.docx
+++ b/tillsyn/A 18232-2026 tillsynsbegäran.docx
@@ -593,7 +593,7 @@
     <w:r>
       <w:tab/>
       <w:tab/>
-      <w:t>2026-08-22</w:t>
+      <w:t>2026-08-23</w:t>
       <w:br/>
       <w:br/>
     </w:r>

--- a/tillsyn/A 18232-2026 tillsynsbegäran.docx
+++ b/tillsyn/A 18232-2026 tillsynsbegäran.docx
@@ -593,7 +593,7 @@
     <w:r>
       <w:tab/>
       <w:tab/>
-      <w:t>2026-08-23</w:t>
+      <w:t>2026-08-24</w:t>
       <w:br/>
       <w:br/>
     </w:r>

--- a/tillsyn/A 18232-2026 tillsynsbegäran.docx
+++ b/tillsyn/A 18232-2026 tillsynsbegäran.docx
@@ -593,7 +593,7 @@
     <w:r>
       <w:tab/>
       <w:tab/>
-      <w:t>2026-08-24</w:t>
+      <w:t>2026-08-25</w:t>
       <w:br/>
       <w:br/>
     </w:r>

--- a/tillsyn/A 18232-2026 tillsynsbegäran.docx
+++ b/tillsyn/A 18232-2026 tillsynsbegäran.docx
@@ -593,7 +593,7 @@
     <w:r>
       <w:tab/>
       <w:tab/>
-      <w:t>2026-08-25</w:t>
+      <w:t>2026-08-26</w:t>
       <w:br/>
       <w:br/>
     </w:r>

--- a/tillsyn/A 18232-2026 tillsynsbegäran.docx
+++ b/tillsyn/A 18232-2026 tillsynsbegäran.docx
@@ -593,7 +593,7 @@
     <w:r>
       <w:tab/>
       <w:tab/>
-      <w:t>2026-08-26</w:t>
+      <w:t>2026-08-27</w:t>
       <w:br/>
       <w:br/>
     </w:r>

--- a/tillsyn/A 18232-2026 tillsynsbegäran.docx
+++ b/tillsyn/A 18232-2026 tillsynsbegäran.docx
@@ -593,7 +593,7 @@
     <w:r>
       <w:tab/>
       <w:tab/>
-      <w:t>2026-08-27</w:t>
+      <w:t>2026-08-28</w:t>
       <w:br/>
       <w:br/>
     </w:r>

--- a/tillsyn/A 18232-2026 tillsynsbegäran.docx
+++ b/tillsyn/A 18232-2026 tillsynsbegäran.docx
@@ -593,7 +593,7 @@
     <w:r>
       <w:tab/>
       <w:tab/>
-      <w:t>2026-08-28</w:t>
+      <w:t>2026-08-29</w:t>
       <w:br/>
       <w:br/>
     </w:r>

--- a/tillsyn/A 18232-2026 tillsynsbegäran.docx
+++ b/tillsyn/A 18232-2026 tillsynsbegäran.docx
@@ -593,7 +593,7 @@
     <w:r>
       <w:tab/>
       <w:tab/>
-      <w:t>2026-08-29</w:t>
+      <w:t>2026-08-31</w:t>
       <w:br/>
       <w:br/>
     </w:r>

--- a/tillsyn/A 18232-2026 tillsynsbegäran.docx
+++ b/tillsyn/A 18232-2026 tillsynsbegäran.docx
@@ -593,7 +593,7 @@
     <w:r>
       <w:tab/>
       <w:tab/>
-      <w:t>2026-08-31</w:t>
+      <w:t>2026-09-01</w:t>
       <w:br/>
       <w:br/>
     </w:r>

--- a/tillsyn/A 18232-2026 tillsynsbegäran.docx
+++ b/tillsyn/A 18232-2026 tillsynsbegäran.docx
@@ -593,7 +593,7 @@
     <w:r>
       <w:tab/>
       <w:tab/>
-      <w:t>2026-09-01</w:t>
+      <w:t>2026-09-02</w:t>
       <w:br/>
       <w:br/>
     </w:r>

--- a/tillsyn/A 18232-2026 tillsynsbegäran.docx
+++ b/tillsyn/A 18232-2026 tillsynsbegäran.docx
@@ -593,7 +593,7 @@
     <w:r>
       <w:tab/>
       <w:tab/>
-      <w:t>2026-09-02</w:t>
+      <w:t>2026-09-03</w:t>
       <w:br/>
       <w:br/>
     </w:r>

--- a/tillsyn/A 18232-2026 tillsynsbegäran.docx
+++ b/tillsyn/A 18232-2026 tillsynsbegäran.docx
@@ -593,7 +593,7 @@
     <w:r>
       <w:tab/>
       <w:tab/>
-      <w:t>2026-09-03</w:t>
+      <w:t>2026-09-04</w:t>
       <w:br/>
       <w:br/>
     </w:r>

--- a/tillsyn/A 18232-2026 tillsynsbegäran.docx
+++ b/tillsyn/A 18232-2026 tillsynsbegäran.docx
@@ -593,7 +593,7 @@
     <w:r>
       <w:tab/>
       <w:tab/>
-      <w:t>2026-09-04</w:t>
+      <w:t>2026-09-05</w:t>
       <w:br/>
       <w:br/>
     </w:r>

--- a/tillsyn/A 18232-2026 tillsynsbegäran.docx
+++ b/tillsyn/A 18232-2026 tillsynsbegäran.docx
@@ -593,7 +593,7 @@
     <w:r>
       <w:tab/>
       <w:tab/>
-      <w:t>2026-09-05</w:t>
+      <w:t>2026-09-06</w:t>
       <w:br/>
       <w:br/>
     </w:r>

--- a/tillsyn/A 18232-2026 tillsynsbegäran.docx
+++ b/tillsyn/A 18232-2026 tillsynsbegäran.docx
@@ -593,7 +593,7 @@
     <w:r>
       <w:tab/>
       <w:tab/>
-      <w:t>2026-09-06</w:t>
+      <w:t>2026-09-07</w:t>
       <w:br/>
       <w:br/>
     </w:r>

--- a/tillsyn/A 18232-2026 tillsynsbegäran.docx
+++ b/tillsyn/A 18232-2026 tillsynsbegäran.docx
@@ -593,7 +593,7 @@
     <w:r>
       <w:tab/>
       <w:tab/>
-      <w:t>2026-09-07</w:t>
+      <w:t>2026-09-08</w:t>
       <w:br/>
       <w:br/>
     </w:r>

--- a/tillsyn/A 18232-2026 tillsynsbegäran.docx
+++ b/tillsyn/A 18232-2026 tillsynsbegäran.docx
@@ -593,7 +593,7 @@
     <w:r>
       <w:tab/>
       <w:tab/>
-      <w:t>2026-09-08</w:t>
+      <w:t>2026-09-09</w:t>
       <w:br/>
       <w:br/>
     </w:r>

--- a/tillsyn/A 18232-2026 tillsynsbegäran.docx
+++ b/tillsyn/A 18232-2026 tillsynsbegäran.docx
@@ -593,7 +593,7 @@
     <w:r>
       <w:tab/>
       <w:tab/>
-      <w:t>2026-09-09</w:t>
+      <w:t>2026-09-10</w:t>
       <w:br/>
       <w:br/>
     </w:r>

--- a/tillsyn/A 18232-2026 tillsynsbegäran.docx
+++ b/tillsyn/A 18232-2026 tillsynsbegäran.docx
@@ -593,7 +593,7 @@
     <w:r>
       <w:tab/>
       <w:tab/>
-      <w:t>2026-09-10</w:t>
+      <w:t>2026-09-11</w:t>
       <w:br/>
       <w:br/>
     </w:r>

--- a/tillsyn/A 18232-2026 tillsynsbegäran.docx
+++ b/tillsyn/A 18232-2026 tillsynsbegäran.docx
@@ -593,7 +593,7 @@
     <w:r>
       <w:tab/>
       <w:tab/>
-      <w:t>2026-09-11</w:t>
+      <w:t>2026-09-12</w:t>
       <w:br/>
       <w:br/>
     </w:r>

--- a/tillsyn/A 18232-2026 tillsynsbegäran.docx
+++ b/tillsyn/A 18232-2026 tillsynsbegäran.docx
@@ -593,7 +593,7 @@
     <w:r>
       <w:tab/>
       <w:tab/>
-      <w:t>2026-09-12</w:t>
+      <w:t>2026-09-13</w:t>
       <w:br/>
       <w:br/>
     </w:r>
